--- a/data/human_paras/human_para_98.docx
+++ b/data/human_paras/human_para_98.docx
@@ -4,7 +4,7 @@
   <w:body>
     <w:p>
       <w:r>
-        <w:t>Data missing were the question-and-answer sessions between offenders and criminal officers during this investigation. There was limited data on the response of the criminals when they were under interrogation. This data would help me see the perspective of the offenders. This information can help understand the mindset of criminals hence better understanding such crimes.</w:t>
+        <w:t>From predictive analysis, the behavior of serial killers can often be predicted since many of them show similar traits. Their behaviors are motivated by sensation seeking, absence of guilt or remorse, predatory behavior, a compelling need for control, and impulsivity (Ref-u785354). Most serial killers showed these types of demeanors, and therefore their actions can be easily predicted.</w:t>
       </w:r>
     </w:p>
     <w:sectPr>
